--- a/extrakty/doc/TC278WG4/extract_18234-1_(2008).docx
+++ b/extrakty/doc/TC278WG4/extract_18234-1_(2008).docx
@@ -432,6 +432,16 @@
     <w:p>
       <w:pPr>
         <w:pStyle w:val="Textnormy"/>
+        <w:rPr/>
+      </w:pPr>
+      <w:r>
+        <w:rPr/>
+        <w:t xml:space="preserve">Poznámka: Extrakt uvádí vybrané kapitoly popisovaného dokumentu a přejímá původní číslování kapitol.</w:t>
+      </w:r>
+    </w:p>
+    <w:p>
+      <w:pPr>
+        <w:pStyle w:val="Textnormy"/>
         <w:rPr>
           <w:b/>
           <w:sz w:val="22"/>
@@ -460,6 +470,34 @@
     <w:p>
       <w:pPr>
         <w:pStyle w:val="Textnormy"/>
+        <w:rPr>
+          <w:b/>
+          <w:sz w:val="22"/>
+          <w:szCs w:val="22"/>
+        </w:rPr>
+      </w:pPr>
+      <w:r>
+        <w:rPr>
+          <w:b/>
+          <w:sz w:val="22"/>
+          <w:szCs w:val="22"/>
+        </w:rPr>
+        <w:t>1 Předmět normy</w:t>
+      </w:r>
+    </w:p>
+    <w:p>
+      <w:pPr>
+        <w:pStyle w:val="Textnormy"/>
+        <w:rPr/>
+      </w:pPr>
+      <w:r>
+        <w:rPr/>
+        <w:t>Tato norma předkládá počáteční množinu případů použití TPEG. Umožňuje indexování nových i stávajících aplikací TPEG tím, že stanovuje pro každou aplikaci TPEG jednoznačný identifikátor AID. Dále je v příloze této normy stanoven postup sestavování zkrácených názvů norem (stávajících i budoucích), spolu v číslem redakční verze, sloužících pro rychlou orientaci v celé množině norem z této skupiny 18234.</w:t>
+      </w:r>
+    </w:p>
+    <w:p>
+      <w:pPr>
+        <w:pStyle w:val="Textnormy"/>
         <w:tabs>
           <w:tab w:val="clear" w:pos="708"/>
           <w:tab w:val="left" w:pos="7665" w:leader="none"/>
@@ -476,7 +514,7 @@
           <w:sz w:val="22"/>
           <w:szCs w:val="22"/>
         </w:rPr>
-        <w:t>Souvisící normy</w:t>
+        <w:t xml:space="preserve">2 Souvisící normy</w:t>
         <w:tab/>
       </w:r>
     </w:p>
@@ -505,17 +543,46 @@
           <w:sz w:val="22"/>
           <w:szCs w:val="22"/>
         </w:rPr>
-        <w:t>1 Předmět normy</w:t>
-      </w:r>
-    </w:p>
-    <w:p>
-      <w:pPr>
-        <w:pStyle w:val="Textnormy"/>
-        <w:rPr/>
-      </w:pPr>
-      <w:r>
-        <w:rPr/>
-        <w:t>Tato norma předkládá počáteční množinu případů použití TPEG. Umožňuje indexování nových i stávajících aplikací TPEG tím, že stanovuje pro každou aplikaci TPEG jednoznačný identifikátor AID. Dále je v příloze této normy stanoven postup sestavování zkrácených názvů norem (stávajících i budoucích), spolu v číslem redakční verze, sloužících pro rychlou orientaci v celé množině norem z této skupiny 18234.</w:t>
+        <w:t>3 Termíny a definice</w:t>
+      </w:r>
+    </w:p>
+    <w:p>
+      <w:pPr>
+        <w:pStyle w:val="Textnormy"/>
+        <w:rPr/>
+      </w:pPr>
+      <w:r>
+        <w:rPr/>
+        <w:t>Tato kapitola uvádí 1 termín a jeho definici.</w:t>
+      </w:r>
+    </w:p>
+    <w:p>
+      <w:pPr>
+        <w:pStyle w:val="Textnormy"/>
+        <w:rPr/>
+      </w:pPr>
+      <w:r>
+        <w:rPr/>
+        <w:t>uvést definici</w:t>
+      </w:r>
+    </w:p>
+    <w:p>
+      <w:pPr>
+        <w:pStyle w:val="Textnormy"/>
+        <w:rPr/>
+      </w:pPr>
+      <w:r>
+        <w:rPr/>
+        <w:t xml:space="preserve">Další termíny a zkratky z oboru ITS jsou obsaženy ve slovníku ITS terminology.</w:t>
+      </w:r>
+    </w:p>
+    <w:p>
+      <w:pPr>
+        <w:pStyle w:val="Textnormy"/>
+        <w:rPr/>
+      </w:pPr>
+      <w:r>
+        <w:rPr/>
       </w:r>
     </w:p>
     <w:p>
@@ -533,54 +600,7 @@
           <w:sz w:val="22"/>
           <w:szCs w:val="22"/>
         </w:rPr>
-        <w:t>3 Termíny a definice</w:t>
-      </w:r>
-    </w:p>
-    <w:p>
-      <w:pPr>
-        <w:pStyle w:val="Textnormy"/>
-        <w:rPr/>
-      </w:pPr>
-      <w:r>
-        <w:rPr/>
-        <w:t>Tato kapitola uvádí 1 termín a jeho definici.</w:t>
-      </w:r>
-    </w:p>
-    <w:p>
-      <w:pPr>
-        <w:pStyle w:val="Textnormy"/>
-        <w:rPr/>
-      </w:pPr>
-      <w:r>
-        <w:rPr/>
-        <w:t>uvést definici</w:t>
-      </w:r>
-    </w:p>
-    <w:p>
-      <w:pPr>
-        <w:pStyle w:val="Textnormy"/>
-        <w:rPr/>
-      </w:pPr>
-      <w:r>
-        <w:rPr/>
-      </w:r>
-    </w:p>
-    <w:p>
-      <w:pPr>
-        <w:pStyle w:val="Textnormy"/>
-        <w:rPr>
-          <w:b/>
-          <w:sz w:val="22"/>
-          <w:szCs w:val="22"/>
-        </w:rPr>
-      </w:pPr>
-      <w:r>
-        <w:rPr>
-          <w:b/>
-          <w:sz w:val="22"/>
-          <w:szCs w:val="22"/>
-        </w:rPr>
-        <w:t>4 Zkratky</w:t>
+        <w:t xml:space="preserve">4 Symboly a zkratky</w:t>
       </w:r>
     </w:p>
     <w:p>
@@ -772,6 +792,16 @@
           <w:i/>
         </w:rPr>
         <w:t>(Road Traffic Message)</w:t>
+      </w:r>
+    </w:p>
+    <w:p>
+      <w:pPr>
+        <w:pStyle w:val="Textnormy"/>
+        <w:rPr/>
+      </w:pPr>
+      <w:r>
+        <w:rPr/>
+        <w:t xml:space="preserve">Další termíny a zkratky z oboru ITS jsou obsaženy ve slovníku ITS terminology (www.ITSterminology.org).</w:t>
       </w:r>
     </w:p>
     <w:p>
@@ -864,7 +894,7 @@
             </wp:cNvGraphicFramePr>
             <a:graphic xmlns:a="http://schemas.openxmlformats.org/drawingml/2006/main">
               <a:graphicData uri="http://schemas.openxmlformats.org/drawingml/2006/picture">
-                <pic:pic xmlns:pic="http://schemas.openxmlformats.org/drawingml/2006/picture">
+                <pic:pic>
                   <pic:nvPicPr>
                     <pic:cNvPr id="1" name="Image1"/>
                     <pic:cNvPicPr>
@@ -1052,7 +1082,7 @@
             </wp:cNvGraphicFramePr>
             <a:graphic xmlns:a="http://schemas.openxmlformats.org/drawingml/2006/main">
               <a:graphicData uri="http://schemas.openxmlformats.org/drawingml/2006/picture">
-                <pic:pic xmlns:pic="http://schemas.openxmlformats.org/drawingml/2006/picture">
+                <pic:pic>
                   <pic:nvPicPr>
                     <pic:cNvPr id="2" name="Image2"/>
                     <pic:cNvPicPr>

--- a/extrakty/doc/TC278WG4/extract_18234-1_(2008).docx
+++ b/extrakty/doc/TC278WG4/extract_18234-1_(2008).docx
@@ -25,7 +25,7 @@
           <w:sz w:val="40"/>
           <w:szCs w:val="40"/>
         </w:rPr>
-        <w:t>EXTRAKT z české technické normy</w:t>
+        <w:t xml:space="preserve">EXTRAKT z technické specifikace CEN</w:t>
       </w:r>
     </w:p>
     <w:p>
@@ -134,7 +134,7 @@
                 <w:sz w:val="32"/>
                 <w:lang w:val="en-US" w:eastAsia="en-US"/>
               </w:rPr>
-              <w:t>ČSN P CEN ISO/TS 18234-1</w:t>
+              <w:t xml:space="preserve">CEN ISO/TS 18234-1</w:t>
             </w:r>
           </w:p>
           <w:p>
@@ -162,7 +162,7 @@
             </w:pPr>
             <w:r>
               <w:rPr/>
-              <w:t>01 8256</w:t>
+              <w:t xml:space="preserve"/>
             </w:r>
           </w:p>
         </w:tc>
@@ -178,9 +178,9 @@
       </w:pPr>
       <w:r>
         <w:rPr/>
-        <w:t>Platí od 1.1.2007</w:t>
+        <w:t xml:space="preserve">Vydána 2006, 13 stran</w:t>
         <w:tab/>
-        <w:t>10 stran</w:t>
+        <w:t/>
       </w:r>
     </w:p>
     <w:p>
